--- a/IGI/LR2/igi_lr2.docx
+++ b/IGI/LR2/igi_lr2.docx
@@ -90,7 +90,25 @@
           <w:sz w:val="28"/>
           <w:szCs w:val="28"/>
         </w:rPr>
-        <w:t>Работа с Docker.</w:t>
+        <w:t xml:space="preserve">Работа с </w:t>
+      </w:r>
+      <w:proofErr w:type="spellStart"/>
+      <w:r>
+        <w:rPr>
+          <w:rFonts w:ascii="Times New Roman" w:hAnsi="Times New Roman" w:cs="Times New Roman"/>
+          <w:sz w:val="28"/>
+          <w:szCs w:val="28"/>
+        </w:rPr>
+        <w:t>Docker</w:t>
+      </w:r>
+      <w:proofErr w:type="spellEnd"/>
+      <w:r>
+        <w:rPr>
+          <w:rFonts w:ascii="Times New Roman" w:hAnsi="Times New Roman" w:cs="Times New Roman"/>
+          <w:sz w:val="28"/>
+          <w:szCs w:val="28"/>
+        </w:rPr>
+        <w:t>.</w:t>
       </w:r>
     </w:p>
     <w:p>
@@ -120,7 +138,25 @@
           <w:sz w:val="28"/>
           <w:szCs w:val="28"/>
         </w:rPr>
-        <w:t xml:space="preserve"> Познакомиться с возможностями и получить практические навыки работы с Docker.</w:t>
+        <w:t xml:space="preserve"> Познакомиться с возможностями и получить практические навыки работы с </w:t>
+      </w:r>
+      <w:proofErr w:type="spellStart"/>
+      <w:r>
+        <w:rPr>
+          <w:rFonts w:ascii="Times New Roman" w:hAnsi="Times New Roman" w:cs="Times New Roman"/>
+          <w:sz w:val="28"/>
+          <w:szCs w:val="28"/>
+        </w:rPr>
+        <w:t>Docker</w:t>
+      </w:r>
+      <w:proofErr w:type="spellEnd"/>
+      <w:r>
+        <w:rPr>
+          <w:rFonts w:ascii="Times New Roman" w:hAnsi="Times New Roman" w:cs="Times New Roman"/>
+          <w:sz w:val="28"/>
+          <w:szCs w:val="28"/>
+        </w:rPr>
+        <w:t>.</w:t>
       </w:r>
     </w:p>
     <w:p>
@@ -208,8 +244,18 @@
           <w:sz w:val="28"/>
           <w:szCs w:val="28"/>
         </w:rPr>
-        <w:t>Установите Docker</w:t>
-      </w:r>
+        <w:t xml:space="preserve">Установите </w:t>
+      </w:r>
+      <w:proofErr w:type="spellStart"/>
+      <w:r>
+        <w:rPr>
+          <w:rFonts w:ascii="Times New Roman" w:hAnsi="Times New Roman" w:cs="Times New Roman"/>
+          <w:sz w:val="28"/>
+          <w:szCs w:val="28"/>
+        </w:rPr>
+        <w:t>Docker</w:t>
+      </w:r>
+      <w:proofErr w:type="spellEnd"/>
     </w:p>
     <w:p>
       <w:pPr>
@@ -384,7 +430,25 @@
           <w:sz w:val="28"/>
           <w:szCs w:val="28"/>
         </w:rPr>
-        <w:t>2 Изучите простейшие консольные команды и возможности Docker Desktop (см.</w:t>
+        <w:t xml:space="preserve">2 Изучите простейшие консольные команды и возможности </w:t>
+      </w:r>
+      <w:proofErr w:type="spellStart"/>
+      <w:r>
+        <w:rPr>
+          <w:rFonts w:ascii="Times New Roman" w:hAnsi="Times New Roman" w:cs="Times New Roman"/>
+          <w:sz w:val="28"/>
+          <w:szCs w:val="28"/>
+        </w:rPr>
+        <w:t>Docker</w:t>
+      </w:r>
+      <w:proofErr w:type="spellEnd"/>
+      <w:r>
+        <w:rPr>
+          <w:rFonts w:ascii="Times New Roman" w:hAnsi="Times New Roman" w:cs="Times New Roman"/>
+          <w:sz w:val="28"/>
+          <w:szCs w:val="28"/>
+        </w:rPr>
+        <w:t xml:space="preserve"> Desktop (см.</w:t>
       </w:r>
       <w:r>
         <w:rPr>
@@ -400,7 +464,43 @@
           <w:sz w:val="28"/>
           <w:szCs w:val="28"/>
         </w:rPr>
-        <w:t>лекцию), создать собственный контейнер docker/getting-started, открыть в</w:t>
+        <w:t xml:space="preserve">лекцию), создать собственный контейнер </w:t>
+      </w:r>
+      <w:proofErr w:type="spellStart"/>
+      <w:r>
+        <w:rPr>
+          <w:rFonts w:ascii="Times New Roman" w:hAnsi="Times New Roman" w:cs="Times New Roman"/>
+          <w:sz w:val="28"/>
+          <w:szCs w:val="28"/>
+        </w:rPr>
+        <w:t>docker</w:t>
+      </w:r>
+      <w:proofErr w:type="spellEnd"/>
+      <w:r>
+        <w:rPr>
+          <w:rFonts w:ascii="Times New Roman" w:hAnsi="Times New Roman" w:cs="Times New Roman"/>
+          <w:sz w:val="28"/>
+          <w:szCs w:val="28"/>
+        </w:rPr>
+        <w:t>/</w:t>
+      </w:r>
+      <w:proofErr w:type="spellStart"/>
+      <w:r>
+        <w:rPr>
+          <w:rFonts w:ascii="Times New Roman" w:hAnsi="Times New Roman" w:cs="Times New Roman"/>
+          <w:sz w:val="28"/>
+          <w:szCs w:val="28"/>
+        </w:rPr>
+        <w:t>getting-started</w:t>
+      </w:r>
+      <w:proofErr w:type="spellEnd"/>
+      <w:r>
+        <w:rPr>
+          <w:rFonts w:ascii="Times New Roman" w:hAnsi="Times New Roman" w:cs="Times New Roman"/>
+          <w:sz w:val="28"/>
+          <w:szCs w:val="28"/>
+        </w:rPr>
+        <w:t>, открыть в</w:t>
       </w:r>
       <w:r>
         <w:rPr>
@@ -416,8 +516,18 @@
           <w:sz w:val="28"/>
           <w:szCs w:val="28"/>
         </w:rPr>
-        <w:t>браузере и изучить tutorial</w:t>
-      </w:r>
+        <w:t xml:space="preserve">браузере и изучить </w:t>
+      </w:r>
+      <w:proofErr w:type="spellStart"/>
+      <w:r>
+        <w:rPr>
+          <w:rFonts w:ascii="Times New Roman" w:hAnsi="Times New Roman" w:cs="Times New Roman"/>
+          <w:sz w:val="28"/>
+          <w:szCs w:val="28"/>
+        </w:rPr>
+        <w:t>tutorial</w:t>
+      </w:r>
+      <w:proofErr w:type="spellEnd"/>
     </w:p>
     <w:p>
       <w:pPr>
@@ -836,12 +946,26 @@
           <w:lang w:val="ru-RU"/>
         </w:rPr>
       </w:pPr>
-      <w:r>
-        <w:rPr>
-          <w:rFonts w:ascii="Times New Roman" w:hAnsi="Times New Roman" w:cs="Times New Roman"/>
-          <w:sz w:val="28"/>
-          <w:szCs w:val="28"/>
-        </w:rPr>
+    </w:p>
+    <w:p>
+      <w:pPr>
+        <w:spacing w:after="0" w:line="240" w:lineRule="auto"/>
+        <w:ind w:firstLine="709"/>
+        <w:jc w:val="both"/>
+        <w:rPr>
+          <w:rFonts w:ascii="Times New Roman" w:hAnsi="Times New Roman" w:cs="Times New Roman"/>
+          <w:sz w:val="28"/>
+          <w:szCs w:val="28"/>
+          <w:lang w:val="ru-RU"/>
+        </w:rPr>
+      </w:pPr>
+      <w:r>
+        <w:rPr>
+          <w:rFonts w:ascii="Times New Roman" w:hAnsi="Times New Roman" w:cs="Times New Roman"/>
+          <w:sz w:val="28"/>
+          <w:szCs w:val="28"/>
+        </w:rPr>
+        <w:lastRenderedPageBreak/>
         <w:t>3</w:t>
       </w:r>
       <w:r>
@@ -858,7 +982,43 @@
           <w:sz w:val="28"/>
           <w:szCs w:val="28"/>
         </w:rPr>
-        <w:t>Создайте docker image, который запускает скрипт с использованием функций из</w:t>
+        <w:t xml:space="preserve">Создайте </w:t>
+      </w:r>
+      <w:proofErr w:type="spellStart"/>
+      <w:r>
+        <w:rPr>
+          <w:rFonts w:ascii="Times New Roman" w:hAnsi="Times New Roman" w:cs="Times New Roman"/>
+          <w:sz w:val="28"/>
+          <w:szCs w:val="28"/>
+        </w:rPr>
+        <w:t>docker</w:t>
+      </w:r>
+      <w:proofErr w:type="spellEnd"/>
+      <w:r>
+        <w:rPr>
+          <w:rFonts w:ascii="Times New Roman" w:hAnsi="Times New Roman" w:cs="Times New Roman"/>
+          <w:sz w:val="28"/>
+          <w:szCs w:val="28"/>
+        </w:rPr>
+        <w:t xml:space="preserve"> </w:t>
+      </w:r>
+      <w:proofErr w:type="spellStart"/>
+      <w:r>
+        <w:rPr>
+          <w:rFonts w:ascii="Times New Roman" w:hAnsi="Times New Roman" w:cs="Times New Roman"/>
+          <w:sz w:val="28"/>
+          <w:szCs w:val="28"/>
+        </w:rPr>
+        <w:t>image</w:t>
+      </w:r>
+      <w:proofErr w:type="spellEnd"/>
+      <w:r>
+        <w:rPr>
+          <w:rFonts w:ascii="Times New Roman" w:hAnsi="Times New Roman" w:cs="Times New Roman"/>
+          <w:sz w:val="28"/>
+          <w:szCs w:val="28"/>
+        </w:rPr>
+        <w:t>, который запускает скрипт с использованием функций из</w:t>
       </w:r>
       <w:r>
         <w:rPr>
@@ -899,7 +1059,6 @@
           <w:sz w:val="28"/>
           <w:szCs w:val="28"/>
         </w:rPr>
-        <w:lastRenderedPageBreak/>
         <w:t>Данные необходимые для работы скрипта передайте любым удобным</w:t>
       </w:r>
       <w:r>
@@ -916,7 +1075,43 @@
           <w:sz w:val="28"/>
           <w:szCs w:val="28"/>
         </w:rPr>
-        <w:t xml:space="preserve">способом (например: конфиг файл через docker volume, </w:t>
+        <w:t xml:space="preserve">способом (например: конфиг файл через </w:t>
+      </w:r>
+      <w:proofErr w:type="spellStart"/>
+      <w:r>
+        <w:rPr>
+          <w:rFonts w:ascii="Times New Roman" w:hAnsi="Times New Roman" w:cs="Times New Roman"/>
+          <w:sz w:val="28"/>
+          <w:szCs w:val="28"/>
+        </w:rPr>
+        <w:t>docker</w:t>
+      </w:r>
+      <w:proofErr w:type="spellEnd"/>
+      <w:r>
+        <w:rPr>
+          <w:rFonts w:ascii="Times New Roman" w:hAnsi="Times New Roman" w:cs="Times New Roman"/>
+          <w:sz w:val="28"/>
+          <w:szCs w:val="28"/>
+        </w:rPr>
+        <w:t xml:space="preserve"> </w:t>
+      </w:r>
+      <w:proofErr w:type="spellStart"/>
+      <w:r>
+        <w:rPr>
+          <w:rFonts w:ascii="Times New Roman" w:hAnsi="Times New Roman" w:cs="Times New Roman"/>
+          <w:sz w:val="28"/>
+          <w:szCs w:val="28"/>
+        </w:rPr>
+        <w:t>volume</w:t>
+      </w:r>
+      <w:proofErr w:type="spellEnd"/>
+      <w:r>
+        <w:rPr>
+          <w:rFonts w:ascii="Times New Roman" w:hAnsi="Times New Roman" w:cs="Times New Roman"/>
+          <w:sz w:val="28"/>
+          <w:szCs w:val="28"/>
+        </w:rPr>
+        <w:t xml:space="preserve">, </w:t>
       </w:r>
       <w:r>
         <w:rPr>
@@ -950,7 +1145,25 @@
           <w:sz w:val="28"/>
           <w:szCs w:val="28"/>
         </w:rPr>
-        <w:t>команды для работы с docker(см. лекцию). Зарегистрируйтесь на</w:t>
+        <w:t xml:space="preserve">команды для работы с </w:t>
+      </w:r>
+      <w:proofErr w:type="spellStart"/>
+      <w:r>
+        <w:rPr>
+          <w:rFonts w:ascii="Times New Roman" w:hAnsi="Times New Roman" w:cs="Times New Roman"/>
+          <w:sz w:val="28"/>
+          <w:szCs w:val="28"/>
+        </w:rPr>
+        <w:t>docker</w:t>
+      </w:r>
+      <w:proofErr w:type="spellEnd"/>
+      <w:r>
+        <w:rPr>
+          <w:rFonts w:ascii="Times New Roman" w:hAnsi="Times New Roman" w:cs="Times New Roman"/>
+          <w:sz w:val="28"/>
+          <w:szCs w:val="28"/>
+        </w:rPr>
+        <w:t>(см. лекцию). Зарегистрируйтесь на</w:t>
       </w:r>
       <w:r>
         <w:rPr>
@@ -960,65 +1173,23 @@
         </w:rPr>
         <w:t xml:space="preserve"> </w:t>
       </w:r>
-      <w:r>
-        <w:rPr>
-          <w:rFonts w:ascii="Times New Roman" w:hAnsi="Times New Roman" w:cs="Times New Roman"/>
-          <w:sz w:val="28"/>
-          <w:szCs w:val="28"/>
-        </w:rPr>
-        <w:t>DockerHub и выберите необходимые для проекта образы</w:t>
-      </w:r>
-    </w:p>
-    <w:p>
-      <w:pPr>
-        <w:pStyle w:val="a7"/>
-        <w:spacing w:after="0" w:line="240" w:lineRule="auto"/>
-        <w:ind w:left="709"/>
-        <w:jc w:val="both"/>
-        <w:rPr>
-          <w:rFonts w:ascii="Times New Roman" w:hAnsi="Times New Roman" w:cs="Times New Roman"/>
-          <w:b/>
-          <w:bCs/>
-          <w:sz w:val="28"/>
-          <w:szCs w:val="28"/>
-        </w:rPr>
-      </w:pPr>
-      <w:r>
-        <w:rPr>
-          <w:rFonts w:ascii="Times New Roman" w:hAnsi="Times New Roman" w:cs="Times New Roman"/>
-          <w:b/>
-          <w:bCs/>
-          <w:sz w:val="28"/>
-          <w:szCs w:val="28"/>
-        </w:rPr>
-        <w:t>Docker volume</w:t>
-      </w:r>
-    </w:p>
-    <w:p>
-      <w:pPr>
-        <w:pStyle w:val="a7"/>
-        <w:spacing w:after="0" w:line="240" w:lineRule="auto"/>
-        <w:ind w:left="709"/>
-        <w:jc w:val="both"/>
-        <w:rPr>
-          <w:rFonts w:ascii="Times New Roman" w:hAnsi="Times New Roman" w:cs="Times New Roman"/>
-          <w:b/>
-          <w:bCs/>
-          <w:sz w:val="28"/>
-          <w:szCs w:val="28"/>
-          <w:lang w:val="ru-RU"/>
-        </w:rPr>
-      </w:pPr>
-      <w:r>
-        <w:rPr>
-          <w:rFonts w:ascii="Times New Roman" w:hAnsi="Times New Roman" w:cs="Times New Roman"/>
-          <w:b/>
-          <w:bCs/>
-          <w:sz w:val="28"/>
-          <w:szCs w:val="28"/>
-          <w:lang w:val="ru-RU"/>
-        </w:rPr>
-        <w:t>Переменные окружения</w:t>
+      <w:proofErr w:type="spellStart"/>
+      <w:r>
+        <w:rPr>
+          <w:rFonts w:ascii="Times New Roman" w:hAnsi="Times New Roman" w:cs="Times New Roman"/>
+          <w:sz w:val="28"/>
+          <w:szCs w:val="28"/>
+        </w:rPr>
+        <w:t>DockerHub</w:t>
+      </w:r>
+      <w:proofErr w:type="spellEnd"/>
+      <w:r>
+        <w:rPr>
+          <w:rFonts w:ascii="Times New Roman" w:hAnsi="Times New Roman" w:cs="Times New Roman"/>
+          <w:sz w:val="28"/>
+          <w:szCs w:val="28"/>
+        </w:rPr>
+        <w:t xml:space="preserve"> и выберите необходимые для проекта образы</w:t>
       </w:r>
     </w:p>
     <w:p>
@@ -1083,33 +1254,6 @@
     <w:p>
       <w:pPr>
         <w:pStyle w:val="a7"/>
-        <w:spacing w:after="0" w:line="240" w:lineRule="auto"/>
-        <w:ind w:left="709"/>
-        <w:jc w:val="both"/>
-        <w:rPr>
-          <w:rFonts w:ascii="Times New Roman" w:hAnsi="Times New Roman" w:cs="Times New Roman"/>
-          <w:b/>
-          <w:bCs/>
-          <w:sz w:val="28"/>
-          <w:szCs w:val="28"/>
-          <w:lang w:val="ru-RU"/>
-        </w:rPr>
-      </w:pPr>
-      <w:r>
-        <w:rPr>
-          <w:rFonts w:ascii="Times New Roman" w:hAnsi="Times New Roman" w:cs="Times New Roman"/>
-          <w:b/>
-          <w:bCs/>
-          <w:sz w:val="28"/>
-          <w:szCs w:val="28"/>
-          <w:lang w:val="ru-RU"/>
-        </w:rPr>
-        <w:t>Перенаправление ввода</w:t>
-      </w:r>
-    </w:p>
-    <w:p>
-      <w:pPr>
-        <w:pStyle w:val="a7"/>
         <w:numPr>
           <w:ilvl w:val="0"/>
           <w:numId w:val="1"/>
@@ -1129,7 +1273,43 @@
           <w:sz w:val="28"/>
           <w:szCs w:val="28"/>
         </w:rPr>
-        <w:t xml:space="preserve"> Создать Dockerfile для реализации сборки собственных Docker образов</w:t>
+        <w:t xml:space="preserve"> Создать </w:t>
+      </w:r>
+      <w:proofErr w:type="spellStart"/>
+      <w:r>
+        <w:rPr>
+          <w:rFonts w:ascii="Times New Roman" w:hAnsi="Times New Roman" w:cs="Times New Roman"/>
+          <w:sz w:val="28"/>
+          <w:szCs w:val="28"/>
+        </w:rPr>
+        <w:t>Dockerfile</w:t>
+      </w:r>
+      <w:proofErr w:type="spellEnd"/>
+      <w:r>
+        <w:rPr>
+          <w:rFonts w:ascii="Times New Roman" w:hAnsi="Times New Roman" w:cs="Times New Roman"/>
+          <w:sz w:val="28"/>
+          <w:szCs w:val="28"/>
+        </w:rPr>
+        <w:t xml:space="preserve"> для реализации сборки собственных </w:t>
+      </w:r>
+      <w:proofErr w:type="spellStart"/>
+      <w:r>
+        <w:rPr>
+          <w:rFonts w:ascii="Times New Roman" w:hAnsi="Times New Roman" w:cs="Times New Roman"/>
+          <w:sz w:val="28"/>
+          <w:szCs w:val="28"/>
+        </w:rPr>
+        <w:t>Docker</w:t>
+      </w:r>
+      <w:proofErr w:type="spellEnd"/>
+      <w:r>
+        <w:rPr>
+          <w:rFonts w:ascii="Times New Roman" w:hAnsi="Times New Roman" w:cs="Times New Roman"/>
+          <w:sz w:val="28"/>
+          <w:szCs w:val="28"/>
+        </w:rPr>
+        <w:t xml:space="preserve"> образов</w:t>
       </w:r>
     </w:p>
     <w:p>
@@ -1316,6 +1496,7 @@
       <w:r>
         <w:rPr>
           <w:rFonts w:ascii="Times New Roman" w:hAnsi="Times New Roman" w:cs="Times New Roman"/>
+          <w:noProof/>
           <w:sz w:val="28"/>
           <w:szCs w:val="28"/>
         </w:rPr>
@@ -1366,28 +1547,6 @@
           <w:rFonts w:ascii="Times New Roman" w:hAnsi="Times New Roman" w:cs="Times New Roman"/>
           <w:sz w:val="28"/>
           <w:szCs w:val="28"/>
-          <w:lang w:val="ru-RU"/>
-        </w:rPr>
-      </w:pPr>
-      <w:r>
-        <w:rPr>
-          <w:rFonts w:ascii="Times New Roman" w:hAnsi="Times New Roman" w:cs="Times New Roman"/>
-          <w:sz w:val="28"/>
-          <w:szCs w:val="28"/>
-          <w:lang w:val="ru-RU"/>
-        </w:rPr>
-        <w:t>ДОБАВИТЬ ЕЩЕ ДВА ВАРИАНТА</w:t>
-      </w:r>
-    </w:p>
-    <w:p>
-      <w:pPr>
-        <w:spacing w:after="0" w:line="240" w:lineRule="auto"/>
-        <w:ind w:firstLine="709"/>
-        <w:jc w:val="both"/>
-        <w:rPr>
-          <w:rFonts w:ascii="Times New Roman" w:hAnsi="Times New Roman" w:cs="Times New Roman"/>
-          <w:sz w:val="28"/>
-          <w:szCs w:val="28"/>
         </w:rPr>
       </w:pPr>
       <w:r>
@@ -1412,7 +1571,25 @@
           <w:sz w:val="28"/>
           <w:szCs w:val="28"/>
         </w:rPr>
-        <w:t>Скачать любой доступный проект с GitHub с произвольным стеком технологий</w:t>
+        <w:t xml:space="preserve">Скачать любой доступный проект с </w:t>
+      </w:r>
+      <w:proofErr w:type="spellStart"/>
+      <w:r>
+        <w:rPr>
+          <w:rFonts w:ascii="Times New Roman" w:hAnsi="Times New Roman" w:cs="Times New Roman"/>
+          <w:sz w:val="28"/>
+          <w:szCs w:val="28"/>
+        </w:rPr>
+        <w:t>GitHub</w:t>
+      </w:r>
+      <w:proofErr w:type="spellEnd"/>
+      <w:r>
+        <w:rPr>
+          <w:rFonts w:ascii="Times New Roman" w:hAnsi="Times New Roman" w:cs="Times New Roman"/>
+          <w:sz w:val="28"/>
+          <w:szCs w:val="28"/>
+        </w:rPr>
+        <w:t xml:space="preserve"> с произвольным стеком технологий</w:t>
       </w:r>
       <w:r>
         <w:rPr>
@@ -1444,8 +1621,18 @@
           <w:sz w:val="28"/>
           <w:szCs w:val="28"/>
         </w:rPr>
-        <w:t>разработанный. Создать для него необходимый контейнер, используя Docker</w:t>
-      </w:r>
+        <w:t xml:space="preserve">разработанный. Создать для него необходимый контейнер, используя </w:t>
+      </w:r>
+      <w:proofErr w:type="spellStart"/>
+      <w:r>
+        <w:rPr>
+          <w:rFonts w:ascii="Times New Roman" w:hAnsi="Times New Roman" w:cs="Times New Roman"/>
+          <w:sz w:val="28"/>
+          <w:szCs w:val="28"/>
+        </w:rPr>
+        <w:t>Docker</w:t>
+      </w:r>
+      <w:proofErr w:type="spellEnd"/>
       <w:r>
         <w:rPr>
           <w:rFonts w:ascii="Times New Roman" w:hAnsi="Times New Roman" w:cs="Times New Roman"/>
@@ -1454,13 +1641,41 @@
         </w:rPr>
         <w:t xml:space="preserve"> </w:t>
       </w:r>
-      <w:r>
-        <w:rPr>
-          <w:rFonts w:ascii="Times New Roman" w:hAnsi="Times New Roman" w:cs="Times New Roman"/>
-          <w:sz w:val="28"/>
-          <w:szCs w:val="28"/>
-        </w:rPr>
-        <w:t>Compose для управления многоконтейнерными приложениями. Запустить</w:t>
+      <w:proofErr w:type="spellStart"/>
+      <w:r>
+        <w:rPr>
+          <w:rFonts w:ascii="Times New Roman" w:hAnsi="Times New Roman" w:cs="Times New Roman"/>
+          <w:sz w:val="28"/>
+          <w:szCs w:val="28"/>
+        </w:rPr>
+        <w:t>Compose</w:t>
+      </w:r>
+      <w:proofErr w:type="spellEnd"/>
+      <w:r>
+        <w:rPr>
+          <w:rFonts w:ascii="Times New Roman" w:hAnsi="Times New Roman" w:cs="Times New Roman"/>
+          <w:sz w:val="28"/>
+          <w:szCs w:val="28"/>
+        </w:rPr>
+        <w:t xml:space="preserve"> для управления </w:t>
+      </w:r>
+      <w:proofErr w:type="spellStart"/>
+      <w:r>
+        <w:rPr>
+          <w:rFonts w:ascii="Times New Roman" w:hAnsi="Times New Roman" w:cs="Times New Roman"/>
+          <w:sz w:val="28"/>
+          <w:szCs w:val="28"/>
+        </w:rPr>
+        <w:t>многоконтейнерными</w:t>
+      </w:r>
+      <w:proofErr w:type="spellEnd"/>
+      <w:r>
+        <w:rPr>
+          <w:rFonts w:ascii="Times New Roman" w:hAnsi="Times New Roman" w:cs="Times New Roman"/>
+          <w:sz w:val="28"/>
+          <w:szCs w:val="28"/>
+        </w:rPr>
+        <w:t xml:space="preserve"> приложениями. Запустить</w:t>
       </w:r>
       <w:r>
         <w:rPr>
@@ -1501,6 +1716,7 @@
       <w:r>
         <w:rPr>
           <w:rFonts w:ascii="Times New Roman" w:hAnsi="Times New Roman" w:cs="Times New Roman"/>
+          <w:noProof/>
           <w:sz w:val="28"/>
           <w:szCs w:val="28"/>
         </w:rPr>
@@ -1552,6 +1768,7 @@
       <w:r>
         <w:rPr>
           <w:rFonts w:ascii="Times New Roman" w:hAnsi="Times New Roman" w:cs="Times New Roman"/>
+          <w:noProof/>
           <w:sz w:val="28"/>
           <w:szCs w:val="28"/>
         </w:rPr>
@@ -1615,6 +1832,7 @@
       <w:r>
         <w:rPr>
           <w:rFonts w:ascii="Times New Roman" w:hAnsi="Times New Roman" w:cs="Times New Roman"/>
+          <w:noProof/>
           <w:sz w:val="28"/>
           <w:szCs w:val="28"/>
         </w:rPr>
@@ -1669,6 +1887,7 @@
       <w:r>
         <w:rPr>
           <w:rFonts w:ascii="Times New Roman" w:hAnsi="Times New Roman" w:cs="Times New Roman"/>
+          <w:noProof/>
           <w:sz w:val="28"/>
           <w:szCs w:val="28"/>
         </w:rPr>
@@ -1724,6 +1943,7 @@
       <w:r>
         <w:rPr>
           <w:rFonts w:ascii="Times New Roman" w:hAnsi="Times New Roman" w:cs="Times New Roman"/>
+          <w:noProof/>
           <w:sz w:val="28"/>
           <w:szCs w:val="28"/>
         </w:rPr>
@@ -1778,6 +1998,7 @@
       <w:r>
         <w:rPr>
           <w:rFonts w:ascii="Times New Roman" w:hAnsi="Times New Roman" w:cs="Times New Roman"/>
+          <w:noProof/>
           <w:sz w:val="28"/>
           <w:szCs w:val="28"/>
         </w:rPr>
@@ -1832,6 +2053,7 @@
       <w:r>
         <w:rPr>
           <w:rFonts w:ascii="Times New Roman" w:hAnsi="Times New Roman" w:cs="Times New Roman"/>
+          <w:noProof/>
           <w:sz w:val="28"/>
           <w:szCs w:val="28"/>
         </w:rPr>
@@ -1887,6 +2109,7 @@
       <w:r>
         <w:rPr>
           <w:rFonts w:ascii="Times New Roman" w:hAnsi="Times New Roman" w:cs="Times New Roman"/>
+          <w:noProof/>
           <w:sz w:val="28"/>
           <w:szCs w:val="28"/>
         </w:rPr>
@@ -1941,6 +2164,7 @@
       <w:r>
         <w:rPr>
           <w:rFonts w:ascii="Times New Roman" w:hAnsi="Times New Roman" w:cs="Times New Roman"/>
+          <w:noProof/>
           <w:sz w:val="28"/>
           <w:szCs w:val="28"/>
         </w:rPr>
@@ -2094,6 +2318,7 @@
         </w:rPr>
         <w:t>.</w:t>
       </w:r>
+      <w:proofErr w:type="spellStart"/>
       <w:r>
         <w:rPr>
           <w:rFonts w:ascii="Times New Roman" w:hAnsi="Times New Roman" w:cs="Times New Roman"/>
@@ -2103,6 +2328,7 @@
         </w:rPr>
         <w:t>yml</w:t>
       </w:r>
+      <w:proofErr w:type="spellEnd"/>
     </w:p>
     <w:p>
       <w:pPr>
@@ -2118,6 +2344,7 @@
       <w:r>
         <w:rPr>
           <w:rFonts w:ascii="Times New Roman" w:hAnsi="Times New Roman" w:cs="Times New Roman"/>
+          <w:noProof/>
           <w:sz w:val="28"/>
           <w:szCs w:val="28"/>
           <w:lang w:val="ru-RU"/>
@@ -2170,6 +2397,7 @@
       <w:r>
         <w:rPr>
           <w:rFonts w:ascii="Times New Roman" w:hAnsi="Times New Roman" w:cs="Times New Roman"/>
+          <w:noProof/>
           <w:sz w:val="28"/>
           <w:szCs w:val="28"/>
           <w:lang w:val="ru-RU"/>
@@ -2350,6 +2578,7 @@
       <w:r>
         <w:rPr>
           <w:rFonts w:ascii="Times New Roman" w:hAnsi="Times New Roman" w:cs="Times New Roman"/>
+          <w:noProof/>
           <w:sz w:val="28"/>
           <w:szCs w:val="28"/>
           <w:lang w:val="en-US"/>
@@ -2425,23 +2654,34 @@
           <w:sz w:val="28"/>
           <w:szCs w:val="28"/>
         </w:rPr>
-        <w:t>Разместите результат в созданный репозиторий в DockerHub</w:t>
-      </w:r>
-    </w:p>
-    <w:p>
-      <w:pPr>
-        <w:spacing w:after="0" w:line="240" w:lineRule="auto"/>
-        <w:ind w:firstLine="709"/>
-        <w:jc w:val="both"/>
-        <w:rPr>
-          <w:rFonts w:ascii="Times New Roman" w:hAnsi="Times New Roman" w:cs="Times New Roman"/>
-          <w:sz w:val="28"/>
-          <w:szCs w:val="28"/>
-        </w:rPr>
-      </w:pPr>
-      <w:r>
-        <w:rPr>
-          <w:rFonts w:ascii="Times New Roman" w:hAnsi="Times New Roman" w:cs="Times New Roman"/>
+        <w:t xml:space="preserve">Разместите результат в созданный репозиторий в </w:t>
+      </w:r>
+      <w:proofErr w:type="spellStart"/>
+      <w:r>
+        <w:rPr>
+          <w:rFonts w:ascii="Times New Roman" w:hAnsi="Times New Roman" w:cs="Times New Roman"/>
+          <w:sz w:val="28"/>
+          <w:szCs w:val="28"/>
+        </w:rPr>
+        <w:t>DockerHub</w:t>
+      </w:r>
+      <w:proofErr w:type="spellEnd"/>
+    </w:p>
+    <w:p>
+      <w:pPr>
+        <w:spacing w:after="0" w:line="240" w:lineRule="auto"/>
+        <w:ind w:firstLine="709"/>
+        <w:jc w:val="both"/>
+        <w:rPr>
+          <w:rFonts w:ascii="Times New Roman" w:hAnsi="Times New Roman" w:cs="Times New Roman"/>
+          <w:sz w:val="28"/>
+          <w:szCs w:val="28"/>
+        </w:rPr>
+      </w:pPr>
+      <w:r>
+        <w:rPr>
+          <w:rFonts w:ascii="Times New Roman" w:hAnsi="Times New Roman" w:cs="Times New Roman"/>
+          <w:noProof/>
           <w:sz w:val="28"/>
           <w:szCs w:val="28"/>
         </w:rPr>
@@ -2496,6 +2736,7 @@
       <w:r>
         <w:rPr>
           <w:rFonts w:ascii="Times New Roman" w:hAnsi="Times New Roman" w:cs="Times New Roman"/>
+          <w:noProof/>
           <w:sz w:val="28"/>
           <w:szCs w:val="28"/>
         </w:rPr>
@@ -2562,6 +2803,7 @@
       <w:r>
         <w:rPr>
           <w:rFonts w:ascii="Times New Roman" w:hAnsi="Times New Roman" w:cs="Times New Roman"/>
+          <w:noProof/>
           <w:sz w:val="28"/>
           <w:szCs w:val="28"/>
         </w:rPr>
@@ -2617,6 +2859,7 @@
       <w:r>
         <w:rPr>
           <w:rFonts w:ascii="Times New Roman" w:hAnsi="Times New Roman" w:cs="Times New Roman"/>
+          <w:noProof/>
           <w:sz w:val="28"/>
           <w:szCs w:val="28"/>
         </w:rPr>
@@ -2744,18 +2987,15 @@
         </w:rPr>
         <w:t>Получить информацию о всех сетях, работающих на текущем хосте и</w:t>
       </w:r>
-    </w:p>
-    <w:p>
-      <w:pPr>
-        <w:spacing w:after="0" w:line="240" w:lineRule="auto"/>
-        <w:ind w:firstLine="709"/>
-        <w:jc w:val="both"/>
-        <w:rPr>
-          <w:rFonts w:ascii="Times New Roman" w:hAnsi="Times New Roman" w:cs="Times New Roman"/>
-          <w:sz w:val="28"/>
-          <w:szCs w:val="28"/>
-        </w:rPr>
-      </w:pPr>
+      <w:r>
+        <w:rPr>
+          <w:rFonts w:ascii="Times New Roman" w:hAnsi="Times New Roman" w:cs="Times New Roman"/>
+          <w:sz w:val="28"/>
+          <w:szCs w:val="28"/>
+          <w:lang w:val="ru-RU"/>
+        </w:rPr>
+        <w:t xml:space="preserve"> </w:t>
+      </w:r>
       <w:r>
         <w:rPr>
           <w:rFonts w:ascii="Times New Roman" w:hAnsi="Times New Roman" w:cs="Times New Roman"/>
@@ -2965,40 +3205,70 @@
           <w:sz w:val="28"/>
           <w:szCs w:val="28"/>
         </w:rPr>
-        <w:t>Создать свою собственную сеть bridge, проверить, создана ли она,</w:t>
-      </w:r>
-    </w:p>
-    <w:p>
-      <w:pPr>
-        <w:spacing w:after="0" w:line="240" w:lineRule="auto"/>
-        <w:ind w:firstLine="709"/>
-        <w:jc w:val="both"/>
-        <w:rPr>
-          <w:rFonts w:ascii="Times New Roman" w:hAnsi="Times New Roman" w:cs="Times New Roman"/>
-          <w:sz w:val="28"/>
-          <w:szCs w:val="28"/>
-        </w:rPr>
-      </w:pPr>
-      <w:r>
-        <w:rPr>
-          <w:rFonts w:ascii="Times New Roman" w:hAnsi="Times New Roman" w:cs="Times New Roman"/>
-          <w:sz w:val="28"/>
-          <w:szCs w:val="28"/>
-        </w:rPr>
-        <w:t>запустить Docker-контейнер в созданной сети, вывести о ней всю</w:t>
-      </w:r>
-    </w:p>
-    <w:p>
-      <w:pPr>
-        <w:spacing w:after="0" w:line="240" w:lineRule="auto"/>
-        <w:ind w:firstLine="709"/>
-        <w:jc w:val="both"/>
-        <w:rPr>
-          <w:rFonts w:ascii="Times New Roman" w:hAnsi="Times New Roman" w:cs="Times New Roman"/>
-          <w:sz w:val="28"/>
-          <w:szCs w:val="28"/>
-        </w:rPr>
-      </w:pPr>
+        <w:t xml:space="preserve">Создать свою собственную сеть </w:t>
+      </w:r>
+      <w:proofErr w:type="spellStart"/>
+      <w:r>
+        <w:rPr>
+          <w:rFonts w:ascii="Times New Roman" w:hAnsi="Times New Roman" w:cs="Times New Roman"/>
+          <w:sz w:val="28"/>
+          <w:szCs w:val="28"/>
+        </w:rPr>
+        <w:t>bridge</w:t>
+      </w:r>
+      <w:proofErr w:type="spellEnd"/>
+      <w:r>
+        <w:rPr>
+          <w:rFonts w:ascii="Times New Roman" w:hAnsi="Times New Roman" w:cs="Times New Roman"/>
+          <w:sz w:val="28"/>
+          <w:szCs w:val="28"/>
+        </w:rPr>
+        <w:t>, проверить, создана ли она,</w:t>
+      </w:r>
+      <w:r>
+        <w:rPr>
+          <w:rFonts w:ascii="Times New Roman" w:hAnsi="Times New Roman" w:cs="Times New Roman"/>
+          <w:sz w:val="28"/>
+          <w:szCs w:val="28"/>
+          <w:lang w:val="ru-RU"/>
+        </w:rPr>
+        <w:t xml:space="preserve"> </w:t>
+      </w:r>
+      <w:r>
+        <w:rPr>
+          <w:rFonts w:ascii="Times New Roman" w:hAnsi="Times New Roman" w:cs="Times New Roman"/>
+          <w:sz w:val="28"/>
+          <w:szCs w:val="28"/>
+        </w:rPr>
+        <w:t xml:space="preserve">запустить </w:t>
+      </w:r>
+      <w:proofErr w:type="spellStart"/>
+      <w:r>
+        <w:rPr>
+          <w:rFonts w:ascii="Times New Roman" w:hAnsi="Times New Roman" w:cs="Times New Roman"/>
+          <w:sz w:val="28"/>
+          <w:szCs w:val="28"/>
+        </w:rPr>
+        <w:t>Docker</w:t>
+      </w:r>
+      <w:proofErr w:type="spellEnd"/>
+      <w:r>
+        <w:rPr>
+          <w:rFonts w:ascii="Times New Roman" w:hAnsi="Times New Roman" w:cs="Times New Roman"/>
+          <w:sz w:val="28"/>
+          <w:szCs w:val="28"/>
+        </w:rPr>
+        <w:t>-контейнер в созданной сети, вывести о ней всю</w:t>
+      </w:r>
+      <w:r>
+        <w:rPr>
+          <w:rFonts w:ascii="Times New Roman" w:hAnsi="Times New Roman" w:cs="Times New Roman"/>
+          <w:sz w:val="28"/>
+          <w:szCs w:val="28"/>
+          <w:lang w:val="ru-RU"/>
+        </w:rPr>
+        <w:t xml:space="preserve"> </w:t>
+      </w:r>
       <w:r>
         <w:rPr>
           <w:rFonts w:ascii="Times New Roman" w:hAnsi="Times New Roman" w:cs="Times New Roman"/>
@@ -3007,18 +3277,15 @@
         </w:rPr>
         <w:t>информацию(включая IP-адрес контейнера), отключить сеть от</w:t>
       </w:r>
-    </w:p>
-    <w:p>
-      <w:pPr>
-        <w:spacing w:after="0" w:line="240" w:lineRule="auto"/>
-        <w:ind w:firstLine="709"/>
-        <w:jc w:val="both"/>
-        <w:rPr>
-          <w:rFonts w:ascii="Times New Roman" w:hAnsi="Times New Roman" w:cs="Times New Roman"/>
-          <w:sz w:val="28"/>
-          <w:szCs w:val="28"/>
-        </w:rPr>
-      </w:pPr>
+      <w:r>
+        <w:rPr>
+          <w:rFonts w:ascii="Times New Roman" w:hAnsi="Times New Roman" w:cs="Times New Roman"/>
+          <w:sz w:val="28"/>
+          <w:szCs w:val="28"/>
+          <w:lang w:val="ru-RU"/>
+        </w:rPr>
+        <w:t xml:space="preserve"> </w:t>
+      </w:r>
       <w:r>
         <w:rPr>
           <w:rFonts w:ascii="Times New Roman" w:hAnsi="Times New Roman" w:cs="Times New Roman"/>
@@ -3228,20 +3495,35 @@
           <w:sz w:val="28"/>
           <w:szCs w:val="28"/>
         </w:rPr>
-        <w:t>Создать еще одну сеть bridge, вывести о ней всю информацию,</w:t>
-      </w:r>
-    </w:p>
-    <w:p>
-      <w:pPr>
-        <w:spacing w:after="0" w:line="240" w:lineRule="auto"/>
-        <w:ind w:firstLine="709"/>
-        <w:jc w:val="both"/>
-        <w:rPr>
-          <w:rFonts w:ascii="Times New Roman" w:hAnsi="Times New Roman" w:cs="Times New Roman"/>
-          <w:sz w:val="28"/>
-          <w:szCs w:val="28"/>
-        </w:rPr>
-      </w:pPr>
+        <w:t xml:space="preserve">Создать еще одну сеть </w:t>
+      </w:r>
+      <w:proofErr w:type="spellStart"/>
+      <w:r>
+        <w:rPr>
+          <w:rFonts w:ascii="Times New Roman" w:hAnsi="Times New Roman" w:cs="Times New Roman"/>
+          <w:sz w:val="28"/>
+          <w:szCs w:val="28"/>
+        </w:rPr>
+        <w:t>bridge</w:t>
+      </w:r>
+      <w:proofErr w:type="spellEnd"/>
+      <w:r>
+        <w:rPr>
+          <w:rFonts w:ascii="Times New Roman" w:hAnsi="Times New Roman" w:cs="Times New Roman"/>
+          <w:sz w:val="28"/>
+          <w:szCs w:val="28"/>
+        </w:rPr>
+        <w:t>, вывести о ней всю информацию,</w:t>
+      </w:r>
+      <w:r>
+        <w:rPr>
+          <w:rFonts w:ascii="Times New Roman" w:hAnsi="Times New Roman" w:cs="Times New Roman"/>
+          <w:sz w:val="28"/>
+          <w:szCs w:val="28"/>
+          <w:lang w:val="ru-RU"/>
+        </w:rPr>
+        <w:t xml:space="preserve"> </w:t>
+      </w:r>
       <w:r>
         <w:rPr>
           <w:rFonts w:ascii="Times New Roman" w:hAnsi="Times New Roman" w:cs="Times New Roman"/>
@@ -3250,65 +3532,57 @@
         </w:rPr>
         <w:t>запустить в ней три контейнера, подключиться к любому из</w:t>
       </w:r>
-    </w:p>
-    <w:p>
-      <w:pPr>
-        <w:spacing w:after="0" w:line="240" w:lineRule="auto"/>
-        <w:ind w:firstLine="709"/>
-        <w:jc w:val="both"/>
-        <w:rPr>
-          <w:rFonts w:ascii="Times New Roman" w:hAnsi="Times New Roman" w:cs="Times New Roman"/>
-          <w:sz w:val="28"/>
-          <w:szCs w:val="28"/>
-        </w:rPr>
-      </w:pPr>
-      <w:r>
-        <w:rPr>
-          <w:rFonts w:ascii="Times New Roman" w:hAnsi="Times New Roman" w:cs="Times New Roman"/>
-          <w:sz w:val="28"/>
-          <w:szCs w:val="28"/>
-        </w:rPr>
-        <w:t>контейнеров и пропинговать два других из оболочки контейнера,</w:t>
-      </w:r>
-    </w:p>
-    <w:p>
-      <w:pPr>
-        <w:spacing w:after="0" w:line="240" w:lineRule="auto"/>
-        <w:ind w:firstLine="709"/>
-        <w:jc w:val="both"/>
-        <w:rPr>
-          <w:rFonts w:ascii="Times New Roman" w:hAnsi="Times New Roman" w:cs="Times New Roman"/>
-          <w:sz w:val="28"/>
-          <w:szCs w:val="28"/>
-        </w:rPr>
-      </w:pPr>
-      <w:r>
-        <w:rPr>
-          <w:rFonts w:ascii="Times New Roman" w:hAnsi="Times New Roman" w:cs="Times New Roman"/>
-          <w:sz w:val="28"/>
-          <w:szCs w:val="28"/>
-        </w:rPr>
-        <w:t>убедиться, что между контейнерами происходит общение по IP-</w:t>
-      </w:r>
-    </w:p>
-    <w:p>
-      <w:pPr>
-        <w:spacing w:after="0" w:line="240" w:lineRule="auto"/>
-        <w:ind w:firstLine="709"/>
-        <w:jc w:val="both"/>
-        <w:rPr>
-          <w:rFonts w:ascii="Times New Roman" w:hAnsi="Times New Roman" w:cs="Times New Roman"/>
-          <w:sz w:val="28"/>
-          <w:szCs w:val="28"/>
-        </w:rPr>
-      </w:pPr>
-      <w:r>
-        <w:rPr>
-          <w:rFonts w:ascii="Times New Roman" w:hAnsi="Times New Roman" w:cs="Times New Roman"/>
-          <w:sz w:val="28"/>
-          <w:szCs w:val="28"/>
-        </w:rPr>
-        <w:t>адресу</w:t>
+      <w:r>
+        <w:rPr>
+          <w:rFonts w:ascii="Times New Roman" w:hAnsi="Times New Roman" w:cs="Times New Roman"/>
+          <w:sz w:val="28"/>
+          <w:szCs w:val="28"/>
+          <w:lang w:val="ru-RU"/>
+        </w:rPr>
+        <w:t xml:space="preserve"> </w:t>
+      </w:r>
+      <w:r>
+        <w:rPr>
+          <w:rFonts w:ascii="Times New Roman" w:hAnsi="Times New Roman" w:cs="Times New Roman"/>
+          <w:sz w:val="28"/>
+          <w:szCs w:val="28"/>
+        </w:rPr>
+        <w:t xml:space="preserve">контейнеров и </w:t>
+      </w:r>
+      <w:proofErr w:type="spellStart"/>
+      <w:r>
+        <w:rPr>
+          <w:rFonts w:ascii="Times New Roman" w:hAnsi="Times New Roman" w:cs="Times New Roman"/>
+          <w:sz w:val="28"/>
+          <w:szCs w:val="28"/>
+        </w:rPr>
+        <w:t>пропинговать</w:t>
+      </w:r>
+      <w:proofErr w:type="spellEnd"/>
+      <w:r>
+        <w:rPr>
+          <w:rFonts w:ascii="Times New Roman" w:hAnsi="Times New Roman" w:cs="Times New Roman"/>
+          <w:sz w:val="28"/>
+          <w:szCs w:val="28"/>
+        </w:rPr>
+        <w:t xml:space="preserve"> два других из оболочки контейнера,</w:t>
+      </w:r>
+      <w:r>
+        <w:rPr>
+          <w:rFonts w:ascii="Times New Roman" w:hAnsi="Times New Roman" w:cs="Times New Roman"/>
+          <w:sz w:val="28"/>
+          <w:szCs w:val="28"/>
+          <w:lang w:val="ru-RU"/>
+        </w:rPr>
+        <w:t xml:space="preserve"> </w:t>
+      </w:r>
+      <w:r>
+        <w:rPr>
+          <w:rFonts w:ascii="Times New Roman" w:hAnsi="Times New Roman" w:cs="Times New Roman"/>
+          <w:sz w:val="28"/>
+          <w:szCs w:val="28"/>
+        </w:rPr>
+        <w:t>убедиться, что между контейнерами происходит общение по IP-адресу</w:t>
       </w:r>
     </w:p>
     <w:p>
@@ -3621,20 +3895,35 @@
           <w:sz w:val="28"/>
           <w:szCs w:val="28"/>
         </w:rPr>
-        <w:t>Создать свою собственную сеть overlay, проверить, создана ли она,</w:t>
-      </w:r>
-    </w:p>
-    <w:p>
-      <w:pPr>
-        <w:spacing w:after="0" w:line="240" w:lineRule="auto"/>
-        <w:ind w:firstLine="709"/>
-        <w:jc w:val="both"/>
-        <w:rPr>
-          <w:rFonts w:ascii="Times New Roman" w:hAnsi="Times New Roman" w:cs="Times New Roman"/>
-          <w:sz w:val="28"/>
-          <w:szCs w:val="28"/>
-        </w:rPr>
-      </w:pPr>
+        <w:t xml:space="preserve">Создать свою собственную сеть </w:t>
+      </w:r>
+      <w:proofErr w:type="spellStart"/>
+      <w:r>
+        <w:rPr>
+          <w:rFonts w:ascii="Times New Roman" w:hAnsi="Times New Roman" w:cs="Times New Roman"/>
+          <w:sz w:val="28"/>
+          <w:szCs w:val="28"/>
+        </w:rPr>
+        <w:t>overlay</w:t>
+      </w:r>
+      <w:proofErr w:type="spellEnd"/>
+      <w:r>
+        <w:rPr>
+          <w:rFonts w:ascii="Times New Roman" w:hAnsi="Times New Roman" w:cs="Times New Roman"/>
+          <w:sz w:val="28"/>
+          <w:szCs w:val="28"/>
+        </w:rPr>
+        <w:t>, проверить, создана ли она,</w:t>
+      </w:r>
+      <w:r>
+        <w:rPr>
+          <w:rFonts w:ascii="Times New Roman" w:hAnsi="Times New Roman" w:cs="Times New Roman"/>
+          <w:sz w:val="28"/>
+          <w:szCs w:val="28"/>
+          <w:lang w:val="ru-RU"/>
+        </w:rPr>
+        <w:t xml:space="preserve"> </w:t>
+      </w:r>
       <w:r>
         <w:rPr>
           <w:rFonts w:ascii="Times New Roman" w:hAnsi="Times New Roman" w:cs="Times New Roman"/>
@@ -3733,20 +4022,35 @@
           <w:sz w:val="28"/>
           <w:szCs w:val="28"/>
         </w:rPr>
-        <w:t>Создать еще одну сеть overlay, проверить, создана ли она, вывести о</w:t>
-      </w:r>
-    </w:p>
-    <w:p>
-      <w:pPr>
-        <w:spacing w:after="0" w:line="240" w:lineRule="auto"/>
-        <w:ind w:firstLine="709"/>
-        <w:jc w:val="both"/>
-        <w:rPr>
-          <w:rFonts w:ascii="Times New Roman" w:hAnsi="Times New Roman" w:cs="Times New Roman"/>
-          <w:sz w:val="28"/>
-          <w:szCs w:val="28"/>
-        </w:rPr>
-      </w:pPr>
+        <w:t xml:space="preserve">Создать еще одну сеть </w:t>
+      </w:r>
+      <w:proofErr w:type="spellStart"/>
+      <w:r>
+        <w:rPr>
+          <w:rFonts w:ascii="Times New Roman" w:hAnsi="Times New Roman" w:cs="Times New Roman"/>
+          <w:sz w:val="28"/>
+          <w:szCs w:val="28"/>
+        </w:rPr>
+        <w:t>overlay</w:t>
+      </w:r>
+      <w:proofErr w:type="spellEnd"/>
+      <w:r>
+        <w:rPr>
+          <w:rFonts w:ascii="Times New Roman" w:hAnsi="Times New Roman" w:cs="Times New Roman"/>
+          <w:sz w:val="28"/>
+          <w:szCs w:val="28"/>
+        </w:rPr>
+        <w:t>, проверить, создана ли она, вывести о</w:t>
+      </w:r>
+      <w:r>
+        <w:rPr>
+          <w:rFonts w:ascii="Times New Roman" w:hAnsi="Times New Roman" w:cs="Times New Roman"/>
+          <w:sz w:val="28"/>
+          <w:szCs w:val="28"/>
+          <w:lang w:val="ru-RU"/>
+        </w:rPr>
+        <w:t xml:space="preserve"> </w:t>
+      </w:r>
       <w:r>
         <w:rPr>
           <w:rFonts w:ascii="Times New Roman" w:hAnsi="Times New Roman" w:cs="Times New Roman"/>
@@ -3955,7 +4259,25 @@
           <w:sz w:val="28"/>
           <w:szCs w:val="28"/>
         </w:rPr>
-        <w:t>Попробовать создать сеть host, сохранить результат в отчет.</w:t>
+        <w:t xml:space="preserve">Попробовать создать сеть </w:t>
+      </w:r>
+      <w:proofErr w:type="spellStart"/>
+      <w:r>
+        <w:rPr>
+          <w:rFonts w:ascii="Times New Roman" w:hAnsi="Times New Roman" w:cs="Times New Roman"/>
+          <w:sz w:val="28"/>
+          <w:szCs w:val="28"/>
+        </w:rPr>
+        <w:t>host</w:t>
+      </w:r>
+      <w:proofErr w:type="spellEnd"/>
+      <w:r>
+        <w:rPr>
+          <w:rFonts w:ascii="Times New Roman" w:hAnsi="Times New Roman" w:cs="Times New Roman"/>
+          <w:sz w:val="28"/>
+          <w:szCs w:val="28"/>
+        </w:rPr>
+        <w:t>, сохранить результат в отчет.</w:t>
       </w:r>
     </w:p>
     <w:p>
@@ -4075,8 +4397,54 @@
           <w:sz w:val="28"/>
           <w:szCs w:val="28"/>
         </w:rPr>
-        <w:t>React.js - Redux - Node.js - Mongodb - Webpack</w:t>
-      </w:r>
+        <w:t xml:space="preserve">React.js - </w:t>
+      </w:r>
+      <w:proofErr w:type="spellStart"/>
+      <w:r>
+        <w:rPr>
+          <w:rFonts w:ascii="Times New Roman" w:hAnsi="Times New Roman" w:cs="Times New Roman"/>
+          <w:sz w:val="28"/>
+          <w:szCs w:val="28"/>
+        </w:rPr>
+        <w:t>Redux</w:t>
+      </w:r>
+      <w:proofErr w:type="spellEnd"/>
+      <w:r>
+        <w:rPr>
+          <w:rFonts w:ascii="Times New Roman" w:hAnsi="Times New Roman" w:cs="Times New Roman"/>
+          <w:sz w:val="28"/>
+          <w:szCs w:val="28"/>
+        </w:rPr>
+        <w:t xml:space="preserve"> - Node.js - </w:t>
+      </w:r>
+      <w:proofErr w:type="spellStart"/>
+      <w:r>
+        <w:rPr>
+          <w:rFonts w:ascii="Times New Roman" w:hAnsi="Times New Roman" w:cs="Times New Roman"/>
+          <w:sz w:val="28"/>
+          <w:szCs w:val="28"/>
+        </w:rPr>
+        <w:t>Mongodb</w:t>
+      </w:r>
+      <w:proofErr w:type="spellEnd"/>
+      <w:r>
+        <w:rPr>
+          <w:rFonts w:ascii="Times New Roman" w:hAnsi="Times New Roman" w:cs="Times New Roman"/>
+          <w:sz w:val="28"/>
+          <w:szCs w:val="28"/>
+        </w:rPr>
+        <w:t xml:space="preserve"> - </w:t>
+      </w:r>
+      <w:proofErr w:type="spellStart"/>
+      <w:r>
+        <w:rPr>
+          <w:rFonts w:ascii="Times New Roman" w:hAnsi="Times New Roman" w:cs="Times New Roman"/>
+          <w:sz w:val="28"/>
+          <w:szCs w:val="28"/>
+        </w:rPr>
+        <w:t>Webpack</w:t>
+      </w:r>
+      <w:proofErr w:type="spellEnd"/>
     </w:p>
     <w:p>
       <w:pPr>
@@ -4827,6 +5195,7 @@
   <w:style w:type="character" w:default="1" w:styleId="a0">
     <w:name w:val="Default Paragraph Font"/>
     <w:uiPriority w:val="1"/>
+    <w:semiHidden/>
     <w:unhideWhenUsed/>
   </w:style>
   <w:style w:type="table" w:default="1" w:styleId="a1">
